--- a/public/upload/service/chemical peel/Peel tảo/Tài liệu không có tiêu đề.docx
+++ b/public/upload/service/chemical peel/Peel tảo/Tài liệu không có tiêu đề.docx
@@ -12,6 +12,7 @@
         <w:jc w:val="center"/>
         <w:rPr>
           <w:b w:val="1"/>
+          <w:bCs w:val="1"/>
           <w:color w:val="343a40"/>
           <w:sz w:val="33"/>
           <w:szCs w:val="33"/>
@@ -22,6 +23,7 @@
       <w:r>
         <w:rPr>
           <w:b w:val="1"/>
+          <w:bCs w:val="1"/>
           <w:color w:val="343a40"/>
           <w:sz w:val="33"/>
           <w:szCs w:val="33"/>
@@ -79,6 +81,7 @@
         <w:spacing w:after="300" w:before="300" w:line="335.99999999999994" w:lineRule="auto"/>
         <w:rPr>
           <w:b w:val="1"/>
+          <w:bCs w:val="1"/>
           <w:color w:val="343a40"/>
           <w:sz w:val="27"/>
           <w:szCs w:val="27"/>
@@ -89,6 +92,7 @@
       <w:r>
         <w:rPr>
           <w:b w:val="1"/>
+          <w:bCs w:val="1"/>
           <w:color w:val="343a40"/>
           <w:sz w:val="27"/>
           <w:szCs w:val="27"/>
@@ -166,6 +170,7 @@
         <w:spacing w:after="300" w:before="220" w:line="335.99999999999994" w:lineRule="auto"/>
         <w:rPr>
           <w:b w:val="1"/>
+          <w:bCs w:val="1"/>
           <w:color w:val="343a40"/>
           <w:sz w:val="24"/>
           <w:szCs w:val="24"/>
@@ -176,6 +181,7 @@
       <w:r>
         <w:rPr>
           <w:b w:val="1"/>
+          <w:bCs w:val="1"/>
           <w:color w:val="343a40"/>
           <w:sz w:val="24"/>
           <w:szCs w:val="24"/>
@@ -253,6 +259,7 @@
         <w:spacing w:after="300" w:before="220" w:line="335.99999999999994" w:lineRule="auto"/>
         <w:rPr>
           <w:b w:val="1"/>
+          <w:bCs w:val="1"/>
           <w:color w:val="343a40"/>
           <w:sz w:val="24"/>
           <w:szCs w:val="24"/>
@@ -263,6 +270,7 @@
       <w:r>
         <w:rPr>
           <w:b w:val="1"/>
+          <w:bCs w:val="1"/>
           <w:color w:val="343a40"/>
           <w:sz w:val="24"/>
           <w:szCs w:val="24"/>
@@ -281,6 +289,45 @@
           <w:szCs w:val="23"/>
         </w:rPr>
       </w:pPr>
+      <w:r>
+        <w:rPr>
+          <w:color w:val="495057"/>
+          <w:sz w:val="23"/>
+          <w:szCs w:val="23"/>
+        </w:rPr>
+        <w:drawing>
+          <wp:inline distB="114300" distT="114300" distL="114300" distR="114300">
+            <wp:extent cx="5731200" cy="8597900"/>
+            <wp:effectExtent b="0" l="0" r="0" t="0"/>
+            <wp:docPr id="2" name="image2.jpg"/>
+            <a:graphic>
+              <a:graphicData uri="http://schemas.openxmlformats.org/drawingml/2006/picture">
+                <pic:pic>
+                  <pic:nvPicPr>
+                    <pic:cNvPr id="0" name="image2.jpg"/>
+                    <pic:cNvPicPr preferRelativeResize="0"/>
+                  </pic:nvPicPr>
+                  <pic:blipFill>
+                    <a:blip r:embed="rId6"/>
+                    <a:srcRect b="0" l="0" r="0" t="0"/>
+                    <a:stretch>
+                      <a:fillRect/>
+                    </a:stretch>
+                  </pic:blipFill>
+                  <pic:spPr>
+                    <a:xfrm>
+                      <a:off x="0" y="0"/>
+                      <a:ext cx="5731200" cy="8597900"/>
+                    </a:xfrm>
+                    <a:prstGeom prst="rect"/>
+                    <a:ln/>
+                  </pic:spPr>
+                </pic:pic>
+              </a:graphicData>
+            </a:graphic>
+          </wp:inline>
+        </w:drawing>
+      </w:r>
       <w:r>
         <w:rPr>
           <w:color w:val="495057"/>
@@ -340,6 +387,7 @@
         <w:spacing w:after="300" w:before="300" w:line="335.99999999999994" w:lineRule="auto"/>
         <w:rPr>
           <w:b w:val="1"/>
+          <w:bCs w:val="1"/>
           <w:color w:val="343a40"/>
           <w:sz w:val="27"/>
           <w:szCs w:val="27"/>
@@ -350,6 +398,7 @@
       <w:r>
         <w:rPr>
           <w:b w:val="1"/>
+          <w:bCs w:val="1"/>
           <w:color w:val="343a40"/>
           <w:sz w:val="27"/>
           <w:szCs w:val="27"/>
@@ -447,6 +496,7 @@
         <w:spacing w:after="300" w:before="300" w:line="335.99999999999994" w:lineRule="auto"/>
         <w:rPr>
           <w:b w:val="1"/>
+          <w:bCs w:val="1"/>
           <w:color w:val="343a40"/>
           <w:sz w:val="27"/>
           <w:szCs w:val="27"/>
@@ -457,6 +507,7 @@
       <w:r>
         <w:rPr>
           <w:b w:val="1"/>
+          <w:bCs w:val="1"/>
           <w:color w:val="343a40"/>
           <w:sz w:val="27"/>
           <w:szCs w:val="27"/>
@@ -498,6 +549,7 @@
       <w:r>
         <w:rPr>
           <w:b w:val="1"/>
+          <w:bCs w:val="1"/>
           <w:color w:val="495057"/>
           <w:sz w:val="23"/>
           <w:szCs w:val="23"/>
@@ -548,6 +600,7 @@
       <w:r>
         <w:rPr>
           <w:b w:val="1"/>
+          <w:bCs w:val="1"/>
           <w:color w:val="495057"/>
           <w:sz w:val="23"/>
           <w:szCs w:val="23"/>
@@ -598,6 +651,7 @@
       <w:r>
         <w:rPr>
           <w:b w:val="1"/>
+          <w:bCs w:val="1"/>
           <w:color w:val="495057"/>
           <w:sz w:val="23"/>
           <w:szCs w:val="23"/>
@@ -648,6 +702,7 @@
       <w:r>
         <w:rPr>
           <w:b w:val="1"/>
+          <w:bCs w:val="1"/>
           <w:color w:val="495057"/>
           <w:sz w:val="23"/>
           <w:szCs w:val="23"/>
@@ -698,6 +753,7 @@
       <w:r>
         <w:rPr>
           <w:b w:val="1"/>
+          <w:bCs w:val="1"/>
           <w:color w:val="495057"/>
           <w:sz w:val="23"/>
           <w:szCs w:val="23"/>
@@ -744,6 +800,7 @@
         <w:spacing w:after="300" w:before="220" w:line="335.99999999999994" w:lineRule="auto"/>
         <w:rPr>
           <w:b w:val="1"/>
+          <w:bCs w:val="1"/>
           <w:color w:val="343a40"/>
           <w:sz w:val="24"/>
           <w:szCs w:val="24"/>
@@ -754,6 +811,7 @@
       <w:r>
         <w:rPr>
           <w:b w:val="1"/>
+          <w:bCs w:val="1"/>
           <w:color w:val="343a40"/>
           <w:sz w:val="24"/>
           <w:szCs w:val="24"/>
@@ -811,6 +869,7 @@
         <w:spacing w:after="300" w:before="300" w:line="335.99999999999994" w:lineRule="auto"/>
         <w:rPr>
           <w:b w:val="1"/>
+          <w:bCs w:val="1"/>
           <w:color w:val="343a40"/>
           <w:sz w:val="27"/>
           <w:szCs w:val="27"/>
@@ -821,6 +880,7 @@
       <w:r>
         <w:rPr>
           <w:b w:val="1"/>
+          <w:bCs w:val="1"/>
           <w:color w:val="343a40"/>
           <w:sz w:val="27"/>
           <w:szCs w:val="27"/>
@@ -898,6 +958,7 @@
         <w:spacing w:after="300" w:before="220" w:line="335.99999999999994" w:lineRule="auto"/>
         <w:rPr>
           <w:b w:val="1"/>
+          <w:bCs w:val="1"/>
           <w:color w:val="343a40"/>
           <w:sz w:val="24"/>
           <w:szCs w:val="24"/>
@@ -908,6 +969,7 @@
       <w:r>
         <w:rPr>
           <w:b w:val="1"/>
+          <w:bCs w:val="1"/>
           <w:color w:val="343a40"/>
           <w:sz w:val="24"/>
           <w:szCs w:val="24"/>
@@ -965,6 +1027,7 @@
         <w:spacing w:after="300" w:before="300" w:line="335.99999999999994" w:lineRule="auto"/>
         <w:rPr>
           <w:b w:val="1"/>
+          <w:bCs w:val="1"/>
           <w:color w:val="343a40"/>
           <w:sz w:val="27"/>
           <w:szCs w:val="27"/>
@@ -975,6 +1038,7 @@
       <w:r>
         <w:rPr>
           <w:b w:val="1"/>
+          <w:bCs w:val="1"/>
           <w:color w:val="343a40"/>
           <w:sz w:val="27"/>
           <w:szCs w:val="27"/>
@@ -1081,6 +1145,50 @@
           <w:rtl w:val="0"/>
         </w:rPr>
         <w:t xml:space="preserve">Các chuyên gia da liễu khuyên khách hàng cần kiên trì chăm sóc da theo đúng hướng dẫn để duy trì kết quả lâu dài, đồng thời tái khám định kỳ để theo dõi tiến trình phục hồi của da, từ đó điều chỉnh các liệu pháp phù hợp giúp da ngày càng khỏe mạnh, sáng mịn hơn nữa.</w:t>
+      </w:r>
+      <w:r>
+        <w:rPr>
+          <w:color w:val="495057"/>
+          <w:sz w:val="23"/>
+          <w:szCs w:val="23"/>
+        </w:rPr>
+        <w:drawing>
+          <wp:inline distB="114300" distT="114300" distL="114300" distR="114300">
+            <wp:extent cx="5731200" cy="8597900"/>
+            <wp:effectExtent b="0" l="0" r="0" t="0"/>
+            <wp:docPr id="1" name="image1.jpg"/>
+            <a:graphic>
+              <a:graphicData uri="http://schemas.openxmlformats.org/drawingml/2006/picture">
+                <pic:pic>
+                  <pic:nvPicPr>
+                    <pic:cNvPr id="0" name="image1.jpg"/>
+                    <pic:cNvPicPr preferRelativeResize="0"/>
+                  </pic:nvPicPr>
+                  <pic:blipFill>
+                    <a:blip r:embed="rId7"/>
+                    <a:srcRect b="0" l="0" r="0" t="0"/>
+                    <a:stretch>
+                      <a:fillRect/>
+                    </a:stretch>
+                  </pic:blipFill>
+                  <pic:spPr>
+                    <a:xfrm>
+                      <a:off x="0" y="0"/>
+                      <a:ext cx="5731200" cy="8597900"/>
+                    </a:xfrm>
+                    <a:prstGeom prst="rect"/>
+                    <a:ln/>
+                  </pic:spPr>
+                </pic:pic>
+              </a:graphicData>
+            </a:graphic>
+          </wp:inline>
+        </w:drawing>
+      </w:r>
+      <w:r>
+        <w:rPr>
+          <w:rtl w:val="0"/>
+        </w:rPr>
       </w:r>
     </w:p>
     <w:p>
@@ -1092,6 +1200,7 @@
         <w:spacing w:after="300" w:before="300" w:line="335.99999999999994" w:lineRule="auto"/>
         <w:rPr>
           <w:b w:val="1"/>
+          <w:bCs w:val="1"/>
           <w:color w:val="343a40"/>
           <w:sz w:val="27"/>
           <w:szCs w:val="27"/>
@@ -1102,6 +1211,7 @@
       <w:r>
         <w:rPr>
           <w:b w:val="1"/>
+          <w:bCs w:val="1"/>
           <w:color w:val="343a40"/>
           <w:sz w:val="27"/>
           <w:szCs w:val="27"/>
@@ -1127,11 +1237,12 @@
           <w:szCs w:val="23"/>
           <w:rtl w:val="0"/>
         </w:rPr>
-        <w:t xml:space="preserve">Lahi Beauty Center là địa chỉ làm đẹp hàng đầu tại TP.HCM, nổi bật với các dịch vụ chăm sóc, trẻ hóa da tiên tiến, trong đó có liệu trình </w:t>
-      </w:r>
-      <w:r>
-        <w:rPr>
-          <w:b w:val="1"/>
+        <w:t xml:space="preserve">Lahi Beauty Center là địa chỉ làm đẹp hàng đầu tại Thành Phố Hà Nội, nổi bật với các dịch vụ chăm sóc, trẻ hóa da tiên tiến, trong đó có liệu trình </w:t>
+      </w:r>
+      <w:r>
+        <w:rPr>
+          <w:b w:val="1"/>
+          <w:bCs w:val="1"/>
           <w:color w:val="495057"/>
           <w:sz w:val="23"/>
           <w:szCs w:val="23"/>
@@ -1198,6 +1309,7 @@
         <w:spacing w:after="300" w:before="220" w:line="335.99999999999994" w:lineRule="auto"/>
         <w:rPr>
           <w:b w:val="1"/>
+          <w:bCs w:val="1"/>
           <w:color w:val="343a40"/>
           <w:sz w:val="24"/>
           <w:szCs w:val="24"/>
@@ -1208,6 +1320,48 @@
       <w:r>
         <w:rPr>
           <w:b w:val="1"/>
+          <w:bCs w:val="1"/>
+          <w:color w:val="343a40"/>
+          <w:sz w:val="24"/>
+          <w:szCs w:val="24"/>
+        </w:rPr>
+        <w:drawing>
+          <wp:inline distB="114300" distT="114300" distL="114300" distR="114300">
+            <wp:extent cx="5731200" cy="8597900"/>
+            <wp:effectExtent b="0" l="0" r="0" t="0"/>
+            <wp:docPr id="3" name="image3.jpg"/>
+            <a:graphic>
+              <a:graphicData uri="http://schemas.openxmlformats.org/drawingml/2006/picture">
+                <pic:pic>
+                  <pic:nvPicPr>
+                    <pic:cNvPr id="0" name="image3.jpg"/>
+                    <pic:cNvPicPr preferRelativeResize="0"/>
+                  </pic:nvPicPr>
+                  <pic:blipFill>
+                    <a:blip r:embed="rId8"/>
+                    <a:srcRect b="0" l="0" r="0" t="0"/>
+                    <a:stretch>
+                      <a:fillRect/>
+                    </a:stretch>
+                  </pic:blipFill>
+                  <pic:spPr>
+                    <a:xfrm>
+                      <a:off x="0" y="0"/>
+                      <a:ext cx="5731200" cy="8597900"/>
+                    </a:xfrm>
+                    <a:prstGeom prst="rect"/>
+                    <a:ln/>
+                  </pic:spPr>
+                </pic:pic>
+              </a:graphicData>
+            </a:graphic>
+          </wp:inline>
+        </w:drawing>
+      </w:r>
+      <w:r>
+        <w:rPr>
+          <w:b w:val="1"/>
+          <w:bCs w:val="1"/>
           <w:color w:val="343a40"/>
           <w:sz w:val="24"/>
           <w:szCs w:val="24"/>
@@ -1265,6 +1419,7 @@
         <w:spacing w:after="300" w:before="300" w:line="335.99999999999994" w:lineRule="auto"/>
         <w:rPr>
           <w:b w:val="1"/>
+          <w:bCs w:val="1"/>
           <w:color w:val="343a40"/>
           <w:sz w:val="27"/>
           <w:szCs w:val="27"/>
@@ -1275,6 +1430,7 @@
       <w:r>
         <w:rPr>
           <w:b w:val="1"/>
+          <w:bCs w:val="1"/>
           <w:color w:val="343a40"/>
           <w:sz w:val="27"/>
           <w:szCs w:val="27"/>
@@ -1289,6 +1445,7 @@
         <w:spacing w:after="240" w:line="384.00000000000006" w:lineRule="auto"/>
         <w:rPr>
           <w:b w:val="1"/>
+          <w:bCs w:val="1"/>
           <w:color w:val="0055ff"/>
           <w:sz w:val="23"/>
           <w:szCs w:val="23"/>
@@ -1297,6 +1454,7 @@
       <w:r>
         <w:rPr>
           <w:b w:val="1"/>
+          <w:bCs w:val="1"/>
           <w:color w:val="495057"/>
           <w:sz w:val="23"/>
           <w:szCs w:val="23"/>
@@ -1312,10 +1470,12 @@
           <w:rtl w:val="0"/>
         </w:rPr>
         <w:t xml:space="preserve"> 194 Nguyễn Văn Tuyết, TP. Hà Nội </w:t>
-      </w:r>
-      <w:r>
-        <w:rPr>
-          <w:b w:val="1"/>
+        <w:br w:type="textWrapping"/>
+      </w:r>
+      <w:r>
+        <w:rPr>
+          <w:b w:val="1"/>
+          <w:bCs w:val="1"/>
           <w:color w:val="495057"/>
           <w:sz w:val="23"/>
           <w:szCs w:val="23"/>
@@ -1331,10 +1491,12 @@
           <w:rtl w:val="0"/>
         </w:rPr>
         <w:t xml:space="preserve"> 0961 658 866 </w:t>
-      </w:r>
-      <w:r>
-        <w:rPr>
-          <w:b w:val="1"/>
+        <w:br w:type="textWrapping"/>
+      </w:r>
+      <w:r>
+        <w:rPr>
+          <w:b w:val="1"/>
+          <w:bCs w:val="1"/>
           <w:color w:val="495057"/>
           <w:sz w:val="23"/>
           <w:szCs w:val="23"/>
@@ -1351,10 +1513,11 @@
         </w:rPr>
         <w:t xml:space="preserve"> </w:t>
       </w:r>
-      <w:hyperlink r:id="rId6">
+      <w:hyperlink r:id="rId9">
         <w:r>
           <w:rPr>
             <w:b w:val="1"/>
+            <w:bCs w:val="1"/>
             <w:color w:val="0055ff"/>
             <w:sz w:val="23"/>
             <w:szCs w:val="23"/>
@@ -1378,6 +1541,7 @@
         <w:spacing w:after="300" w:before="300" w:line="335.99999999999994" w:lineRule="auto"/>
         <w:rPr>
           <w:b w:val="1"/>
+          <w:bCs w:val="1"/>
           <w:color w:val="343a40"/>
           <w:sz w:val="27"/>
           <w:szCs w:val="27"/>
@@ -1388,6 +1552,7 @@
       <w:r>
         <w:rPr>
           <w:b w:val="1"/>
+          <w:bCs w:val="1"/>
           <w:color w:val="343a40"/>
           <w:sz w:val="27"/>
           <w:szCs w:val="27"/>
@@ -1418,6 +1583,7 @@
       <w:r>
         <w:rPr>
           <w:b w:val="1"/>
+          <w:bCs w:val="1"/>
           <w:color w:val="495057"/>
           <w:sz w:val="23"/>
           <w:szCs w:val="23"/>
@@ -1551,6 +1717,7 @@
     </w:pPr>
     <w:rPr>
       <w:b w:val="0"/>
+      <w:bCs w:val="0"/>
       <w:sz w:val="32"/>
       <w:szCs w:val="32"/>
     </w:rPr>
@@ -1567,6 +1734,7 @@
     </w:pPr>
     <w:rPr>
       <w:b w:val="0"/>
+      <w:bCs w:val="0"/>
       <w:color w:val="434343"/>
       <w:sz w:val="28"/>
       <w:szCs w:val="28"/>
@@ -1616,6 +1784,7 @@
     </w:pPr>
     <w:rPr>
       <w:i w:val="1"/>
+      <w:iCs w:val="1"/>
       <w:color w:val="666666"/>
       <w:sz w:val="22"/>
       <w:szCs w:val="22"/>
@@ -1649,6 +1818,7 @@
     <w:rPr>
       <w:rFonts w:ascii="Arial" w:cs="Arial" w:eastAsia="Arial" w:hAnsi="Arial"/>
       <w:i w:val="0"/>
+      <w:iCs w:val="0"/>
       <w:color w:val="666666"/>
       <w:sz w:val="30"/>
       <w:szCs w:val="30"/>
